--- a/assets/documents/new-generation-contract.docx
+++ b/assets/documents/new-generation-contract.docx
@@ -763,6 +763,18 @@
           <w:color w:val="17181A"/>
         </w:rPr>
         <w:t xml:space="preserve"> Минимальный абонемент — 4 занятия. Оплата вносится не позднее чем за 24 часа до первого занятия абонемента, если Стороны письменно не согласовали иной срок.</w:t>
+      </w:r>
+    </w:p>
+    <w:p>
+      <w:pPr>
+        <w:pStyle w:val="a5"/>
+        <w:rPr>
+          <w:rFonts w:ascii="Segoe UI" w:hAnsi="Segoe UI" w:cs="Segoe UI"/>
+          <w:color w:val="17181A"/>
+        </w:rPr>
+      </w:pPr>
+      <w:r>
+        <w:t xml:space="preserve">4.6.1. Абонемент действует в течение 60 (шестидесяти) календарных дней с даты первого занятия по абонементу, если Стороны письменно не согласовали иной срок. Неиспользованные занятия по истечении срока действия абонемента переносятся только по письменному согласованию Сторон.</w:t>
       </w:r>
     </w:p>
     <w:p>
@@ -1854,12 +1866,9 @@
             </w:pPr>
             <w:r>
               <w:rPr>
-                <w:rFonts w:ascii="Segoe UI" w:eastAsia="Times New Roman" w:hAnsi="Segoe UI" w:cs="Segoe UI"/>
-                <w:color w:val="17181A"/>
-                <w:sz w:val="21"/>
-                <w:szCs w:val="21"/>
-              </w:rPr>
-              <w:t>серия 4523 № 024700, выдан Отделением УФМС России по г. Москве по району Алексеевский, код подразделения 770-073, дата выдачи 29.08.2022</w:t>
+                <w:i/>
+              </w:rPr>
+              <w:t>Предоставляется Заказчику при подписании договора (в публичной HTML-версии скрыт в целях защиты персональных данных)</w:t>
             </w:r>
           </w:p>
         </w:tc>
